--- a/docs/BACKLOG DECISION REVIEW CAA 091026.docx
+++ b/docs/BACKLOG DECISION REVIEW CAA 091026.docx
@@ -9574,6 +9574,72 @@
           </w:p>
         </w:tc>
       </w:tr>
+      <w:tr>
+        <w:tc>
+          <w:tcPr>
+            <w:tcW w:type="dxa" w:w="1728"/>
+          </w:tcPr>
+          <w:p>
+            <w:r>
+              <w:t>T-77</w:t>
+            </w:r>
+          </w:p>
+        </w:tc>
+        <w:tc>
+          <w:tcPr>
+            <w:tcW w:type="dxa" w:w="1728"/>
+          </w:tcPr>
+          <w:p>
+            <w:r>
+              <w:t>E06-S02 checks operating hours; E06-S01 retains display-only hours</w:t>
+            </w:r>
+          </w:p>
+        </w:tc>
+        <w:tc>
+          <w:tcPr>
+            <w:tcW w:type="dxa" w:w="1728"/>
+          </w:tcPr>
+          <w:p>
+            <w:r>
+              <w:t>Product Owner clarification supplied on 8 October 2026: E06-S02 marks a venue Unsuitable when the event is outside operating hours and names "outside operating hours" as a failed criterion. An event fully within hours passes that criterion. Suitability remains advisory: an unsuitable venue may still be requested and its failures must be available to Venue Staff deciding the request. E06-S02 does not itself block booking. E06-S01 keeps its existing search behaviour, with operating hours display-only. The implementation uses the existing venue calendar Singapore timezone and same-day opening-window model; exact opening/closing boundaries pass.</w:t>
+            </w:r>
+          </w:p>
+        </w:tc>
+        <w:tc>
+          <w:tcPr>
+            <w:tcW w:type="dxa" w:w="1728"/>
+          </w:tcPr>
+          <w:p>
+            <w:r>
+              <w:t>E06-S01, E06-S02 / SCRUM-46, E06-S03, E06-S04</w:t>
+            </w:r>
+          </w:p>
+        </w:tc>
+        <w:tc>
+          <w:tcPr>
+            <w:tcW w:type="dxa" w:w="1728"/>
+          </w:tcPr>
+          <w:p>
+            <w:r>
+              <w:t>Product Owner confirmation relayed by story owner, 2026-10-08; T-13, T-48, T-63</w:t>
+            </w:r>
+          </w:p>
+        </w:tc>
+      </w:tr>
+    </w:tbl>
+    <w:tbl>
+      <w:tblPr>
+        <w:tblStyle w:val="TableGrid"/>
+        <w:tblW w:type="auto" w:w="0"/>
+        <w:tblLook w:firstColumn="1" w:firstRow="1" w:lastColumn="0" w:lastRow="0" w:noHBand="0" w:noVBand="1" w:val="04A0"/>
+      </w:tblPr>
+      <w:tblGrid>
+        <w:gridCol w:w="1728"/>
+        <w:gridCol w:w="1728"/>
+        <w:gridCol w:w="1728"/>
+        <w:gridCol w:w="1728"/>
+        <w:gridCol w:w="1728"/>
+      </w:tblGrid>
       <w:tr>
         <w:tc>
           <w:tcPr>
@@ -14564,6 +14630,47 @@
     <w:p>
       <w:r>
         <w:t>SCRUM-86 automatically.</w:t>
+      </w:r>
+    </w:p>
+    <w:p>
+      <w:pPr>
+        <w:pStyle w:val="Heading2"/>
+      </w:pPr>
+      <w:r>
+        <w:rPr>
+          <w:sz w:val="28"/>
+        </w:rPr>
+        <w:t>8 October 2026: E06-S02 operating-hours clarification</w:t>
+      </w:r>
+    </w:p>
+    <w:p>
+      <w:r>
+        <w:t>T-77 records the Product Owner clarification relayed by the story owner:</w:t>
+      </w:r>
+    </w:p>
+    <w:p>
+      <w:r>
+        <w:t>E06-S02 flags an event outside venue operating hours as unsuitable, explicitly</w:t>
+      </w:r>
+    </w:p>
+    <w:p>
+      <w:r>
+        <w:t>naming the failure. Fully contained events pass. The result stays advisory and</w:t>
+      </w:r>
+    </w:p>
+    <w:p>
+      <w:r>
+        <w:t>must be available to Venue Staff in the owning booking workflow. E06-S01 search</w:t>
+      </w:r>
+    </w:p>
+    <w:p>
+      <w:r>
+        <w:t>continues without an operating-hours suitability filter. Both backlog views and</w:t>
+      </w:r>
+    </w:p>
+    <w:p>
+      <w:r>
+        <w:t>TC_E06S02_05 carry the clarification; Jira reconciliation follows merge.</w:t>
       </w:r>
     </w:p>
     <w:p>
